--- a/note.docx
+++ b/note.docx
@@ -201,7 +201,83 @@
         <w:rPr>
           <w:lang w:val="vi-VN"/>
         </w:rPr>
-        <w:t>tìm max power dựa trên các tiêu chí tự chọn (core speed, rops, tmus, notebook_gpu (tùy thuộc vào kq của kdinh 2?,....): các biến tự chọn tùy vào sở thích hoặc kết quả của các bài trước</w:t>
+        <w:t>tìm max power dựa trên các tiêu chí tự chọn (core speed, rops, tmus,....</w:t>
+      </w:r>
+      <w:r>
+        <w:rPr>
+          <w:lang w:val="vi-VN"/>
+        </w:rPr>
+        <w:t xml:space="preserve"> (nhìn vào pair plot quyết định hoặc những plot khác)</w:t>
+      </w:r>
+      <w:r>
+        <w:rPr>
+          <w:lang w:val="vi-VN"/>
+        </w:rPr>
+        <w:t>): các biến tự chọn tùy vào sở thích hoặc kết quả của các bài trước</w:t>
+      </w:r>
+    </w:p>
+    <w:p>
+      <w:pPr>
+        <w:rPr>
+          <w:lang w:val="vi-VN"/>
+        </w:rPr>
+      </w:pPr>
+      <w:r>
+        <w:rPr>
+          <w:lang w:val="vi-VN"/>
+        </w:rPr>
+        <w:t>Một vài lưu ý khác: do data khá là bẩn (nhiều outlier) và mình cũng không muốn loại bỏ nó do muốn giữ nguyên data nhất có thể, nên nếu trong quá trình làm bài mà mọi người muốn thêm những bước như này thì mình khuyến khích nên làm, còn nếu không muốn thì th =)))</w:t>
+      </w:r>
+    </w:p>
+    <w:p>
+      <w:pPr>
+        <w:rPr>
+          <w:lang w:val="vi-VN"/>
+        </w:rPr>
+      </w:pPr>
+    </w:p>
+    <w:p>
+      <w:pPr>
+        <w:pBdr>
+          <w:bottom w:val="single" w:sz="12" w:space="1" w:color="auto"/>
+        </w:pBdr>
+        <w:rPr>
+          <w:lang w:val="vi-VN"/>
+        </w:rPr>
+      </w:pPr>
+    </w:p>
+    <w:p>
+      <w:pPr>
+        <w:rPr>
+          <w:lang w:val="vi-VN"/>
+        </w:rPr>
+      </w:pPr>
+    </w:p>
+    <w:p>
+      <w:pPr>
+        <w:rPr>
+          <w:lang w:val="vi-VN"/>
+        </w:rPr>
+      </w:pPr>
+    </w:p>
+    <w:p>
+      <w:pPr>
+        <w:rPr>
+          <w:lang w:val="vi-VN"/>
+        </w:rPr>
+      </w:pPr>
+    </w:p>
+    <w:p>
+      <w:pPr>
+        <w:rPr>
+          <w:lang w:val="vi-VN"/>
+        </w:rPr>
+      </w:pPr>
+      <w:r>
+        <w:rPr>
+          <w:lang w:val="vi-VN"/>
+        </w:rPr>
+        <w:t>ban đầu mình tính để notebook_gpu (là 1 biến để hồi quy (biến độc lập)), nhưng sau mình thấy là để làm song song thì không nên làm như này và đây là 1 biến binary nên bỏ đi thì cũng ko có vấn đề lắm</w:t>
       </w:r>
     </w:p>
     <w:p>

--- a/note.docx
+++ b/note.docx
@@ -226,7 +226,39 @@
         <w:rPr>
           <w:lang w:val="vi-VN"/>
         </w:rPr>
+        <w:t>-----------------------------------------------------------------------------------------</w:t>
+      </w:r>
+    </w:p>
+    <w:p>
+      <w:pPr>
+        <w:rPr>
+          <w:lang w:val="vi-VN"/>
+        </w:rPr>
+      </w:pPr>
+      <w:r>
+        <w:rPr>
+          <w:lang w:val="vi-VN"/>
+        </w:rPr>
         <w:t>Một vài lưu ý khác: do data khá là bẩn (nhiều outlier) và mình cũng không muốn loại bỏ nó do muốn giữ nguyên data nhất có thể, nên nếu trong quá trình làm bài mà mọi người muốn thêm những bước như này thì mình khuyến khích nên làm, còn nếu không muốn thì th =)))</w:t>
+      </w:r>
+    </w:p>
+    <w:p>
+      <w:pPr>
+        <w:rPr>
+          <w:lang w:val="vi-VN"/>
+        </w:rPr>
+      </w:pPr>
+      <w:r>
+        <w:rPr>
+          <w:lang w:val="vi-VN"/>
+        </w:rPr>
+        <w:t>Thêm</w:t>
+      </w:r>
+      <w:r>
+        <w:rPr>
+          <w:lang w:val="vi-VN"/>
+        </w:rPr>
+        <w:t xml:space="preserve"> nữa là file csv data đã làm sạch là do mình không muốn mng chạy lại script tốn tgian, mng có thể chọn chạy lại script hoặc dùng file lm sạch có sẵn (trong repo), nhưng lưu ý là cuối cùng vẫn phải gộp lại thành 1 file (theo ycau thầy)</w:t>
       </w:r>
     </w:p>
     <w:p>
